--- a/version-3/dept-timetables/EEE_Sem1_TimeTable_styled.docx
+++ b/version-3/dept-timetables/EEE_Sem1_TimeTable_styled.docx
@@ -639,7 +639,7 @@
                 <w:b w:val="0"/>
                 <w:sz w:val="15"/>
               </w:rPr>
-              <w:t>H-109</w:t>
+              <w:t>H-104</w:t>
             </w:r>
           </w:p>
         </w:tc>
@@ -1286,7 +1286,7 @@
                 <w:b w:val="0"/>
                 <w:sz w:val="15"/>
               </w:rPr>
-              <w:t>D-512</w:t>
+              <w:t>D-501</w:t>
             </w:r>
           </w:p>
         </w:tc>
@@ -1671,7 +1671,7 @@
                 <w:b/>
                 <w:sz w:val="15"/>
               </w:rPr>
-              <w:t>EP</w:t>
+              <w:t>LAC</w:t>
             </w:r>
           </w:p>
           <w:p>
@@ -1684,7 +1684,7 @@
                 <w:b w:val="0"/>
                 <w:sz w:val="15"/>
               </w:rPr>
-              <w:t>Dr.D.Rajkumar</w:t>
+              <w:t>Dr. S V KIRANMAYI. CH</w:t>
             </w:r>
           </w:p>
           <w:p>
@@ -1724,7 +1724,7 @@
                 <w:b/>
                 <w:sz w:val="15"/>
               </w:rPr>
-              <w:t>LAC</w:t>
+              <w:t>EP</w:t>
             </w:r>
           </w:p>
           <w:p>
@@ -1737,7 +1737,7 @@
                 <w:b w:val="0"/>
                 <w:sz w:val="15"/>
               </w:rPr>
-              <w:t>Dr. S V KIRANMAYI. CH</w:t>
+              <w:t>Dr.D.Rajkumar</w:t>
             </w:r>
           </w:p>
           <w:p>
@@ -4159,7 +4159,7 @@
                 <w:b w:val="0"/>
                 <w:sz w:val="15"/>
               </w:rPr>
-              <w:t>H-109</w:t>
+              <w:t>H-104</w:t>
             </w:r>
           </w:p>
         </w:tc>
@@ -4999,7 +4999,7 @@
                 <w:b/>
                 <w:sz w:val="15"/>
               </w:rPr>
-              <w:t>LAC</w:t>
+              <w:t>EP</w:t>
             </w:r>
           </w:p>
           <w:p>
@@ -5012,7 +5012,7 @@
                 <w:b w:val="0"/>
                 <w:sz w:val="15"/>
               </w:rPr>
-              <w:t>Dr. P.SIREESHA</w:t>
+              <w:t>Dr.A.Linga Murthy</w:t>
             </w:r>
           </w:p>
           <w:p>
@@ -5105,7 +5105,7 @@
                 <w:b/>
                 <w:sz w:val="15"/>
               </w:rPr>
-              <w:t>EP</w:t>
+              <w:t>LAC</w:t>
             </w:r>
           </w:p>
           <w:p>
@@ -5118,7 +5118,7 @@
                 <w:b w:val="0"/>
                 <w:sz w:val="15"/>
               </w:rPr>
-              <w:t>Dr.A.Linga Murthy</w:t>
+              <w:t>Dr. P.SIREESHA</w:t>
             </w:r>
           </w:p>
           <w:p>
@@ -5214,7 +5214,7 @@
                 <w:b w:val="0"/>
                 <w:sz w:val="15"/>
               </w:rPr>
-              <w:t>D-308</w:t>
+              <w:t>D-512</w:t>
             </w:r>
           </w:p>
         </w:tc>
@@ -7404,7 +7404,7 @@
                 <w:b/>
                 <w:sz w:val="15"/>
               </w:rPr>
-              <w:t>PIC</w:t>
+              <w:t>EP</w:t>
             </w:r>
           </w:p>
           <w:p>
@@ -7417,7 +7417,7 @@
                 <w:b w:val="0"/>
                 <w:sz w:val="15"/>
               </w:rPr>
-              <w:t>Mr. J. Venkat Ramana</w:t>
+              <w:t>Mr.M.Madhu</w:t>
             </w:r>
           </w:p>
           <w:p>
@@ -7457,7 +7457,7 @@
                 <w:b/>
                 <w:sz w:val="15"/>
               </w:rPr>
-              <w:t>EP</w:t>
+              <w:t>PIC</w:t>
             </w:r>
           </w:p>
           <w:p>
@@ -7470,7 +7470,7 @@
                 <w:b w:val="0"/>
                 <w:sz w:val="15"/>
               </w:rPr>
-              <w:t>Mr.M.Madhu</w:t>
+              <w:t>Mr. J. Venkat Ramana</w:t>
             </w:r>
           </w:p>
           <w:p>
@@ -8856,7 +8856,7 @@
                 <w:b/>
                 <w:sz w:val="16"/>
               </w:rPr>
-              <w:t>PIC</w:t>
+              <w:t>EP</w:t>
             </w:r>
           </w:p>
         </w:tc>
@@ -8883,7 +8883,7 @@
                 <w:b w:val="0"/>
                 <w:sz w:val="16"/>
               </w:rPr>
-              <w:t>EMA1X01</w:t>
+              <w:t>EMDXX01</w:t>
             </w:r>
           </w:p>
         </w:tc>
@@ -8909,7 +8909,7 @@
                 <w:b w:val="0"/>
                 <w:sz w:val="16"/>
               </w:rPr>
-              <w:t>Programming in C</w:t>
+              <w:t>Engineering Physics</w:t>
             </w:r>
           </w:p>
         </w:tc>
@@ -8989,7 +8989,7 @@
                 <w:b w:val="0"/>
                 <w:sz w:val="15"/>
               </w:rPr>
-              <w:t>Mr. J. Venkat Ramana</w:t>
+              <w:t>Mr.M.Madhu</w:t>
             </w:r>
           </w:p>
         </w:tc>
@@ -9018,7 +9018,7 @@
                 <w:b/>
                 <w:sz w:val="16"/>
               </w:rPr>
-              <w:t>EP</w:t>
+              <w:t>PIC</w:t>
             </w:r>
           </w:p>
         </w:tc>
@@ -9045,7 +9045,7 @@
                 <w:b w:val="0"/>
                 <w:sz w:val="16"/>
               </w:rPr>
-              <w:t>EMDXX01</w:t>
+              <w:t>EMA1X01</w:t>
             </w:r>
           </w:p>
         </w:tc>
@@ -9071,7 +9071,7 @@
                 <w:b w:val="0"/>
                 <w:sz w:val="16"/>
               </w:rPr>
-              <w:t>Engineering Physics</w:t>
+              <w:t>Programming in C</w:t>
             </w:r>
           </w:p>
         </w:tc>
@@ -9151,7 +9151,7 @@
                 <w:b w:val="0"/>
                 <w:sz w:val="15"/>
               </w:rPr>
-              <w:t>Mr.M.Madhu</w:t>
+              <w:t>Mr. J. Venkat Ramana</w:t>
             </w:r>
           </w:p>
         </w:tc>
